--- a/apps/web/.local-document-storage/templates/firm-12-1779936733274746364/revocable_trust/Trust-_Family-changed-mprg6n30.docx
+++ b/apps/web/.local-document-storage/templates/firm-12-1779936733274746364/revocable_trust/Trust-_Family-changed-mprg6n30.docx
@@ -150,7 +150,7 @@
           <w:sz w:val="24"/>
           <w:szCs w:val="24"/>
         </w:rPr>
-        <w:t>} {^</w:t>
+        <w:t>} {#</w:t>
       </w:r>
       <w:proofErr w:type="spellStart"/>
       <w:r>
